--- a/Cuộc Đời và sự nghiệp/2.3. Giai đoạn 1930–1945.docx
+++ b/Cuộc Đời và sự nghiệp/2.3. Giai đoạn 1930–1945.docx
@@ -1,94 +1,84 @@
 
-<file path=word/document.xml><?xml version="1.0" encoding="utf-8"?>
+<file path=docProps\app.xml><?xml version="1.0" encoding="utf-8"?>
+<Properties xmlns="http://schemas.openxmlformats.org/officeDocument/2006/extended-properties" xmlns:vt="http://schemas.openxmlformats.org/officeDocument/2006/docPropsVTypes">
+  <Template>Normal.dotm</Template>
+  <Pages>1</Pages>
+  <Words>0</Words>
+  <Characters>0</Characters>
+  <Lines>0</Lines>
+  <Paragraphs>0</Paragraphs>
+  <TotalTime>1</TotalTime>
+  <ScaleCrop>false</ScaleCrop>
+  <LinksUpToDate>false</LinksUpToDate>
+  <CharactersWithSpaces>0</CharactersWithSpaces>
+  <Application>WPS Office_12.2.0.23206_F1E327BC-269C-435d-A152-05C5408002CA</Application>
+  <DocSecurity>0</DocSecurity>
+</Properties>
+</file>
+
+<file path=docProps\core.xml><?xml version="1.0" encoding="utf-8"?>
+<cp:coreProperties xmlns:cp="http://schemas.openxmlformats.org/package/2006/metadata/core-properties" xmlns:dc="http://purl.org/dc/elements/1.1/" xmlns:dcterms="http://purl.org/dc/terms/" xmlns:dcmitype="http://purl.org/dc/dcmitype/" xmlns:xsi="http://www.w3.org/2001/XMLSchema-instance">
+  <dcterms:created xsi:type="dcterms:W3CDTF">2026-07-28T16:57:00Z</dcterms:created>
+  <dc:creator>Quynh Diem</dc:creator>
+  <cp:lastModifiedBy>Quynh Diem</cp:lastModifiedBy>
+  <dcterms:modified xsi:type="dcterms:W3CDTF">2026-07-28T16:58:21Z</dcterms:modified>
+  <cp:revision>1</cp:revision>
+</cp:coreProperties>
+</file>
+
+<file path=docProps\custom.xml><?xml version="1.0" encoding="utf-8"?>
+<Properties xmlns="http://schemas.openxmlformats.org/officeDocument/2006/custom-properties" xmlns:vt="http://schemas.openxmlformats.org/officeDocument/2006/docPropsVTypes">
+  <property fmtid="{D5CDD505-2E9C-101B-9397-08002B2CF9AE}" pid="2" name="KSOProductBuildVer">
+    <vt:lpwstr>2057-12.2.0.23206</vt:lpwstr>
+  </property>
+  <property fmtid="{D5CDD505-2E9C-101B-9397-08002B2CF9AE}" pid="3" name="ICV">
+    <vt:lpwstr>4DE7E14F465C471B9535A9A955AB7F28_11</vt:lpwstr>
+  </property>
+</Properties>
+</file>
+
+<file path=word\document.xml><?xml version="1.0" encoding="utf-8"?>
 <w:document xmlns:wpc="http://schemas.microsoft.com/office/word/2010/wordprocessingCanvas" xmlns:mc="http://schemas.openxmlformats.org/markup-compatibility/2006" xmlns:o="urn:schemas-microsoft-com:office:office" xmlns:r="http://schemas.openxmlformats.org/officeDocument/2006/relationships" xmlns:m="http://schemas.openxmlformats.org/officeDocument/2006/math" xmlns:v="urn:schemas-microsoft-com:vml" xmlns:wp14="http://schemas.microsoft.com/office/word/2010/wordprocessingDrawing" xmlns:wp="http://schemas.openxmlformats.org/drawingml/2006/wordprocessingDrawing" xmlns:w="http://schemas.openxmlformats.org/wordprocessingml/2006/main" xmlns:w14="http://schemas.microsoft.com/office/word/2010/wordml" xmlns:w10="urn:schemas-microsoft-com:office:word" xmlns:w15="http://schemas.microsoft.com/office/word/2012/wordml" xmlns:wpg="http://schemas.microsoft.com/office/word/2010/wordprocessingGroup" xmlns:wpi="http://schemas.microsoft.com/office/word/2010/wordprocessingInk" xmlns:wne="http://schemas.microsoft.com/office/word/2006/wordml" xmlns:wps="http://schemas.microsoft.com/office/word/2010/wordprocessingShape" xmlns:wpsCustomData="http://www.wps.cn/officeDocument/2013/wpsCustomData" mc:Ignorable="w14 w15 wp14">
   <w:body>
     <w:p>
-      <w:pPr>
-        <w:rPr>
-          <w:rFonts w:hint="default" w:ascii="Times New Roman" w:hAnsi="Times New Roman" w:cs="Times New Roman"/>
-          <w:sz w:val="28"/>
-          <w:szCs w:val="28"/>
-        </w:rPr>
-      </w:pPr>
-      <w:bookmarkStart w:id="0" w:name="_GoBack"/>
       <w:r>
-        <w:rPr>
-          <w:rFonts w:hint="default" w:ascii="Times New Roman" w:hAnsi="Times New Roman" w:cs="Times New Roman"/>
-          <w:sz w:val="28"/>
-          <w:szCs w:val="28"/>
-        </w:rPr>
-        <w:t>2.3. Giai đoạn 1930–1945</w:t>
-      </w:r>
-      <w:bookmarkEnd w:id="0"/>
-      <w:r>
-        <w:rPr>
-          <w:rFonts w:hint="default" w:ascii="Times New Roman" w:hAnsi="Times New Roman" w:cs="Times New Roman"/>
-          <w:sz w:val="28"/>
-          <w:szCs w:val="28"/>
-        </w:rPr>
-        <w:t>: Lãnh đạo cách mạng Việt Nam giành độc lập</w:t>
+        <w:t>2. Cuộc đời và sự nghiệp của Chủ tịch Hồ Chí Minh</w:t>
       </w:r>
     </w:p>
     <w:p>
-      <w:pPr>
-        <w:rPr>
-          <w:rFonts w:hint="default" w:ascii="Times New Roman" w:hAnsi="Times New Roman" w:cs="Times New Roman"/>
-          <w:sz w:val="28"/>
-          <w:szCs w:val="28"/>
-        </w:rPr>
-      </w:pPr>
-    </w:p>
-    <w:p>
-      <w:pPr>
-        <w:rPr>
-          <w:rFonts w:hint="default" w:ascii="Times New Roman" w:hAnsi="Times New Roman" w:cs="Times New Roman"/>
-          <w:sz w:val="28"/>
-          <w:szCs w:val="28"/>
-        </w:rPr>
-      </w:pPr>
       <w:r>
-        <w:rPr>
-          <w:rFonts w:hint="default" w:ascii="Times New Roman" w:hAnsi="Times New Roman" w:cs="Times New Roman"/>
-          <w:sz w:val="28"/>
-          <w:szCs w:val="28"/>
-        </w:rPr>
-        <w:t>Giai đoạn 1930–1945 đánh dấu vai trò lãnh đạo trực tiếp của Nguyễn Ái Quốc đối với cách mạng Việt Nam. Ngày 3/2/1930, Người chủ trì Hội nghị hợp nhất các tổ chức cộng sản, thành lập Đảng Cộng sản Việt Nam, tạo nền tảng thống nhất cho phong trào cách mạng cả nước.</w:t>
+        <w:t>2.3. Giai đoạn 1930 – 1945: Lãnh đạo Cách mạng Việt Nam giành độc lập</w:t>
       </w:r>
     </w:p>
     <w:p>
-      <w:pPr>
-        <w:rPr>
-          <w:rFonts w:hint="default" w:ascii="Times New Roman" w:hAnsi="Times New Roman" w:cs="Times New Roman"/>
-          <w:sz w:val="28"/>
-          <w:szCs w:val="28"/>
-        </w:rPr>
-      </w:pPr>
-    </w:p>
-    <w:p>
-      <w:pPr>
-        <w:rPr>
-          <w:rFonts w:hint="default" w:ascii="Times New Roman" w:hAnsi="Times New Roman" w:cs="Times New Roman"/>
-          <w:sz w:val="28"/>
-          <w:szCs w:val="28"/>
-        </w:rPr>
-      </w:pPr>
       <w:r>
-        <w:rPr>
-          <w:rFonts w:hint="default" w:ascii="Times New Roman" w:hAnsi="Times New Roman" w:cs="Times New Roman"/>
-          <w:sz w:val="28"/>
-          <w:szCs w:val="28"/>
-        </w:rPr>
-        <w:t>Sau 30 năm hoạt động ở nước ngoài, đầu năm 1941, Người trở về Tổ quốc, chọn Pác Bó (Cao Bằng) làm căn cứ cách mạng và trực tiếp lãnh đạo phong trào giải phóng dân tộc. Người thành lập Mặt trận Việt Minh, xây dựng lực lượng cách mạng và chỉ đạo thành lập Đội Việt Nam Tuyên truyền Giải phóng quân. Tháng 8/1945, nắm bắt thời cơ phát xít Nhật đầu hàng Đồng minh, Người cùng Trung ương Đảng phát động Tổng khởi nghĩa Tháng Tám, giành chính quyền trên cả nước, mở ra kỷ nguyên độc lập, tự do cho dân tộc Việt Nam.</w:t>
+        <w:t>Giai đoạn 1930 – 1945 chứng kiến sự trưởng thành vượt bậc của phong trào cách mạng dưới sự chèo lái trực tiếp của Chủ tịch Hồ Chí Minh, đỉnh cao là thắng lợi vang dội của Cách mạng Tháng Tám năm 1945.</w:t>
       </w:r>
     </w:p>
     <w:p>
-      <w:pPr>
-        <w:rPr>
-          <w:rFonts w:hint="default" w:ascii="Times New Roman" w:hAnsi="Times New Roman" w:cs="Times New Roman"/>
-          <w:sz w:val="28"/>
-          <w:szCs w:val="28"/>
-        </w:rPr>
-      </w:pPr>
+      <w:r>
+        <w:t>Ngày 3/2/1930, trước sự phân liệt của ba tổ chức cộng sản trong nước, Nguyễn Ái Quốc chủ trì Hội nghị hợp nhất tại Cửu Long (Hương Cảng, Trung Quốc), thành lập duy nhất một Đảng Cộng sản Việt Nam, tạo nền tảng thống nhất cho phong trào cách mạng cả nước.</w:t>
+      </w:r>
+    </w:p>
+    <w:p>
+      <w:r>
+        <w:t>Tháng 1/1941, sau 30 năm bôn ba khắp thế giới, Người vượt biên giới Việt – Trung trở về Tổ quốc, trực tiếp lãnh đạo phong trào cách mạng. Người chọn hang Pác Bó (Cao Bằng) làm căn cứ địa bí mật.</w:t>
+      </w:r>
+    </w:p>
+    <w:p>
+      <w:r>
+        <w:t>Tháng 5/1941, Người triệu tập Hội nghị Trung ương Đảng lần thứ 8, thành lập Mặt trận Việt Minh, chuyển hướng chiến lược đặt nhiệm vụ giải phóng dân tộc lên hàng đầu. Cuối năm 1944, Người chỉ thị thành lập Đội Việt Nam Tuyên truyền Giải phóng quân.</w:t>
+      </w:r>
+    </w:p>
+    <w:p>
+      <w:r>
+        <w:t>Tháng 8/1945, chớp thời cơ ngàn năm có một khi phát xít Nhật đầu hàng Đồng minh, Người cùng Trung ương Đảng phát động Tổng khởi nghĩa giành chính quyền trong cả nước.</w:t>
+      </w:r>
+    </w:p>
+    <w:p>
+      <w:r>
+        <w:t>Ngày 2/9/1945, tại Quảng trường Ba Đình lịch sử, Chủ tịch Hồ Chí Minh đọc bản Tuyên ngôn Độc lập, tuyên bố với toàn thể quốc dân đồng bào và thế giới về sự ra đời của nước Việt Nam Dân chủ Cộng hòa.</w:t>
+      </w:r>
     </w:p>
     <w:sectPr>
       <w:pgSz w:w="11906" w:h="16838"/>
@@ -100,7 +90,148 @@
 </w:document>
 </file>
 
-<file path=word/styles.xml><?xml version="1.0" encoding="utf-8"?>
+<file path=word\fontTable.xml><?xml version="1.0" encoding="utf-8"?>
+<w:fonts xmlns:mc="http://schemas.openxmlformats.org/markup-compatibility/2006" xmlns:r="http://schemas.openxmlformats.org/officeDocument/2006/relationships" xmlns:w="http://schemas.openxmlformats.org/wordprocessingml/2006/main" xmlns:w14="http://schemas.microsoft.com/office/word/2010/wordml" mc:Ignorable="w14">
+  <w:font w:name="Times New Roman">
+    <w:panose1 w:val="02020603050405020304"/>
+    <w:charset w:val="00"/>
+    <w:family w:val="roman"/>
+    <w:pitch w:val="variable"/>
+    <w:sig w:usb0="20007A87" w:usb1="80000000" w:usb2="00000008" w:usb3="00000000" w:csb0="000001FF" w:csb1="00000000"/>
+  </w:font>
+  <w:font w:name="宋体">
+    <w:altName w:val="SimSun"/>
+    <w:panose1 w:val="02010600030101010101"/>
+    <w:charset w:val="86"/>
+    <w:family w:val="auto"/>
+    <w:pitch w:val="variable"/>
+    <w:sig w:usb0="00000003" w:usb1="080E0000" w:usb2="00000010" w:usb3="00000000" w:csb0="00040001" w:csb1="00000000"/>
+  </w:font>
+  <w:font w:name="SimSun">
+    <w:panose1 w:val="02010600030101010101"/>
+    <w:charset w:val="86"/>
+    <w:family w:val="auto"/>
+    <w:pitch w:val="default"/>
+    <w:sig w:usb0="00000203" w:usb1="288F0000" w:usb2="00000006" w:usb3="00000000" w:csb0="00040001" w:csb1="00000000"/>
+  </w:font>
+  <w:font w:name="Arial">
+    <w:panose1 w:val="020B0604020202020204"/>
+    <w:charset w:val="00"/>
+    <w:family w:val="swiss"/>
+    <w:pitch w:val="default"/>
+    <w:sig w:usb0="E0002EFF" w:usb1="C000785B" w:usb2="00000009" w:usb3="00000000" w:csb0="400001FF" w:csb1="FFFF0000"/>
+  </w:font>
+  <w:font w:name="黑体">
+    <w:altName w:val="SimSun"/>
+    <w:panose1 w:val="02010600030101010101"/>
+    <w:charset w:val="86"/>
+    <w:family w:val="auto"/>
+    <w:pitch w:val="default"/>
+    <w:sig w:usb0="00000001" w:usb1="080E0000" w:usb2="00000010" w:usb3="00000000" w:csb0="00040000" w:csb1="00000000"/>
+  </w:font>
+  <w:font w:name="Courier New">
+    <w:panose1 w:val="02070309020205020404"/>
+    <w:charset w:val="00"/>
+    <w:family w:val="modern"/>
+    <w:pitch w:val="default"/>
+    <w:sig w:usb0="E0002EFF" w:usb1="C0007843" w:usb2="00000009" w:usb3="00000000" w:csb0="400001FF" w:csb1="FFFF0000"/>
+  </w:font>
+  <w:font w:name="Wingdings">
+    <w:panose1 w:val="05000000000000000000"/>
+    <w:charset w:val="02"/>
+    <w:family w:val="auto"/>
+    <w:pitch w:val="default"/>
+    <w:sig w:usb0="00000000" w:usb1="00000000" w:usb2="00000000" w:usb3="00000000" w:csb0="80000000" w:csb1="00000000"/>
+  </w:font>
+  <w:font w:name="Calibri">
+    <w:panose1 w:val="020F0502020204030204"/>
+    <w:charset w:val="00"/>
+    <w:family w:val="swiss"/>
+    <w:pitch w:val="default"/>
+    <w:sig w:usb0="E4002EFF" w:usb1="C200247B" w:usb2="00000009" w:usb3="00000000" w:csb0="200001FF" w:csb1="00000000"/>
+  </w:font>
+  <w:font w:name="等线">
+    <w:altName w:val="Microsoft YaHei"/>
+    <w:panose1 w:val="00000000000000000000"/>
+    <w:charset w:val="86"/>
+    <w:family w:val="auto"/>
+    <w:pitch w:val="default"/>
+    <w:sig w:usb0="00000000" w:usb1="00000000" w:usb2="00000000" w:usb3="00000000" w:csb0="00000000" w:csb1="00000000"/>
+  </w:font>
+  <w:font w:name="等线">
+    <w:altName w:val="Microsoft YaHei"/>
+    <w:panose1 w:val="00000000000000000000"/>
+    <w:charset w:val="86"/>
+    <w:family w:val="auto"/>
+    <w:pitch w:val="default"/>
+    <w:sig w:usb0="00000000" w:usb1="00000000" w:usb2="00000000" w:usb3="00000000" w:csb0="00000000" w:csb1="00000000"/>
+  </w:font>
+  <w:font w:name="等线">
+    <w:altName w:val="Microsoft YaHei"/>
+    <w:panose1 w:val="00000000000000000000"/>
+    <w:charset w:val="00"/>
+    <w:family w:val="auto"/>
+    <w:pitch w:val="default"/>
+    <w:sig w:usb0="00000000" w:usb1="00000000" w:usb2="00000000" w:usb3="00000000" w:csb0="00000000" w:csb1="00000000"/>
+  </w:font>
+  <w:font w:name="Microsoft YaHei">
+    <w:panose1 w:val="020B0503020204020204"/>
+    <w:charset w:val="86"/>
+    <w:family w:val="auto"/>
+    <w:pitch w:val="default"/>
+    <w:sig w:usb0="80000287" w:usb1="2ACF3C50" w:usb2="00000016" w:usb3="00000000" w:csb0="0004001F" w:csb1="00000000"/>
+  </w:font>
+</w:fonts>
+</file>
+
+<file path=word\settings.xml><?xml version="1.0" encoding="utf-8"?>
+<w:settings xmlns:mc="http://schemas.openxmlformats.org/markup-compatibility/2006" xmlns:o="urn:schemas-microsoft-com:office:office" xmlns:r="http://schemas.openxmlformats.org/officeDocument/2006/relationships" xmlns:m="http://schemas.openxmlformats.org/officeDocument/2006/math" xmlns:v="urn:schemas-microsoft-com:vml" xmlns:w10="urn:schemas-microsoft-com:office:word" xmlns:w="http://schemas.openxmlformats.org/wordprocessingml/2006/main" xmlns:w14="http://schemas.microsoft.com/office/word/2010/wordml" xmlns:sl="http://schemas.openxmlformats.org/schemaLibrary/2006/main" xmlns:wpsCustomData="http://www.wps.cn/officeDocument/2013/wpsCustomData" mc:Ignorable="w14">
+  <w:zoom w:percent="70"/>
+  <w:doNotDisplayPageBoundaries w:val="1"/>
+  <w:embedSystemFonts/>
+  <w:bordersDoNotSurroundHeader w:val="1"/>
+  <w:bordersDoNotSurroundFooter w:val="1"/>
+  <w:documentProtection w:enforcement="0"/>
+  <w:defaultTabStop w:val="720"/>
+  <w:drawingGridVerticalSpacing w:val="156"/>
+  <w:displayHorizontalDrawingGridEvery w:val="0"/>
+  <w:displayVerticalDrawingGridEvery w:val="2"/>
+  <w:characterSpacingControl w:val="doNotCompress"/>
+  <w:compat>
+    <w:spaceForUL/>
+    <w:doNotLeaveBackslashAlone/>
+    <w:ulTrailSpace/>
+    <w:doNotExpandShiftReturn/>
+    <w:adjustLineHeightInTable/>
+    <w:compatSetting w:name="compatibilityMode" w:uri="http://schemas.microsoft.com/office/word" w:val="14"/>
+    <w:compatSetting w:name="overrideTableStyleFontSizeAndJustification" w:uri="http://schemas.microsoft.com/office/word" w:val="1"/>
+    <w:compatSetting w:name="enableOpenTypeFeatures" w:uri="http://schemas.microsoft.com/office/word" w:val="1"/>
+    <w:compatSetting w:name="doNotFlipMirrorIndents" w:uri="http://schemas.microsoft.com/office/word" w:val="1"/>
+  </w:compat>
+  <w:rsids>
+    <w:rsidRoot w:val="63D44C14"/>
+    <w:rsid w:val="63D44C14"/>
+  </w:rsids>
+  <m:mathPr>
+    <m:mathFont m:val="Cambria Math"/>
+    <m:brkBin m:val="before"/>
+    <m:brkBinSub m:val="--"/>
+    <m:smallFrac m:val="0"/>
+    <m:dispDef/>
+    <m:lMargin m:val="0"/>
+    <m:rMargin m:val="0"/>
+    <m:defJc m:val="centerGroup"/>
+    <m:wrapIndent m:val="1440"/>
+    <m:intLim m:val="subSup"/>
+    <m:naryLim m:val="undOvr"/>
+  </m:mathPr>
+  <w:themeFontLang w:val="en-US" w:eastAsia="zh-CN"/>
+  <w:clrSchemeMapping w:bg1="light1" w:t1="dark1" w:bg2="light2" w:t2="dark2" w:accent1="accent1" w:accent2="accent2" w:accent3="accent3" w:accent4="accent4" w:accent5="accent5" w:accent6="accent6" w:hyperlink="hyperlink" w:followedHyperlink="followedHyperlink"/>
+  <w:doNotIncludeSubdocsInStats/>
+</w:settings>
+</file>
+
+<file path=word\styles.xml><?xml version="1.0" encoding="utf-8"?>
 <w:styles xmlns:mc="http://schemas.openxmlformats.org/markup-compatibility/2006" xmlns:o="urn:schemas-microsoft-com:office:office" xmlns:r="http://schemas.openxmlformats.org/officeDocument/2006/relationships" xmlns:m="http://schemas.openxmlformats.org/officeDocument/2006/math" xmlns:v="urn:schemas-microsoft-com:vml" xmlns:w="http://schemas.openxmlformats.org/wordprocessingml/2006/main" xmlns:w14="http://schemas.microsoft.com/office/word/2010/wordml" xmlns:w10="urn:schemas-microsoft-com:office:word" xmlns:sl="http://schemas.openxmlformats.org/schemaLibrary/2006/main" xmlns:wpsCustomData="http://www.wps.cn/officeDocument/2013/wpsCustomData" mc:Ignorable="w14">
   <w:docDefaults>
     <w:rPrDefault>
@@ -390,7 +521,7 @@
 </w:styles>
 </file>
 
-<file path=word/theme/theme1.xml><?xml version="1.0" encoding="utf-8"?>
+<file path=word\theme\theme1.xml><?xml version="1.0" encoding="utf-8"?>
 <a:theme xmlns:a="http://schemas.openxmlformats.org/drawingml/2006/main" name="Office 主题">
   <a:themeElements>
     <a:clrScheme name="Office">
